--- a/docs/About-SPACE.docx
+++ b/docs/About-SPACE.docx
@@ -179,7 +179,7 @@
           <w:bCs/>
           <w:color w:val="1A4731"/>
         </w:rPr>
-        <w:t xml:space="preserve">Layer 1: Tool Scanner, the fast triage</w:t>
+        <w:t xml:space="preserve">Layer 1: Tool Scanner (the fast triage)</w:t>
       </w:r>
     </w:p>
     <w:p>
@@ -351,7 +351,7 @@
           <w:bCs/>
           <w:color w:val="1A4731"/>
         </w:rPr>
-        <w:t xml:space="preserve">Layer 2: Tool Evaluator, the deliberate human review</w:t>
+        <w:t xml:space="preserve">Layer 2: Tool Evaluator (the deliberate human review)</w:t>
       </w:r>
     </w:p>
     <w:p>
